--- a/por/docx/09.content.docx
+++ b/por/docx/09.content.docx
@@ -19,7 +19,7 @@
         <w:rPr>
           <w:lang w:val="pt_PT" w:bidi="pt_PT"/>
         </w:rPr>
-        <w:t>Resource: Notas de Estudo - Introduções aos Livros (Tyndale)</w:t>
+        <w:t>Resource: Tyndale Open Study Notes</w:t>
       </w:r>
       <w:r>
         <w:rPr>
@@ -112,7 +112,7 @@
         <w:rPr>
           <w:lang w:val="pt_PT" w:bidi="pt_PT"/>
         </w:rPr>
-        <w:t>Notas de Estudo - Introduções aos Livros (Tyndale)</w:t>
+        <w:t>Tyndale Open Study Notes</w:t>
       </w:r>
     </w:p>
     <w:p>

--- a/por/docx/09.content.docx
+++ b/por/docx/09.content.docx
@@ -19,7 +19,7 @@
         <w:rPr>
           <w:lang w:val="pt_PT" w:bidi="pt_PT"/>
         </w:rPr>
-        <w:t>Resource: Tyndale Open Study Notes</w:t>
+        <w:t>Resource: Aquifer Open Study Notes (Book Intros)</w:t>
       </w:r>
       <w:r>
         <w:rPr>
@@ -112,7 +112,7 @@
         <w:rPr>
           <w:lang w:val="pt_PT" w:bidi="pt_PT"/>
         </w:rPr>
-        <w:t>Tyndale Open Study Notes</w:t>
+        <w:t>Aquifer Open Study Notes (Book Intros)</w:t>
       </w:r>
     </w:p>
     <w:p>

--- a/por/docx/09.content.docx
+++ b/por/docx/09.content.docx
@@ -258,72 +258,48 @@
         </w:rPr>
         <w:t>Moisés previu que o povo de Israel pediria um rei para governá-los (</w:t>
       </w:r>
-      <w:hyperlink r:id="rId13">
-        <w:r>
-          <w:rPr>
-            <w:lang w:val="pt_PT" w:bidi="pt_PT"/>
-          </w:rPr>
-          <w:rPr>
-            <w:color w:val="0000EE"/>
-            <w:u w:val="single"/>
-          </w:rPr>
-          <w:t>Dt 17.14–20</w:t>
-        </w:r>
-      </w:hyperlink>
+      <w:r>
+        <w:rPr>
+          <w:lang w:val="pt_PT" w:bidi="pt_PT"/>
+        </w:rPr>
+        <w:t>Dt 17.14–20</w:t>
+      </w:r>
       <w:r>
         <w:rPr>
           <w:lang w:val="pt_PT" w:bidi="pt_PT"/>
         </w:rPr>
         <w:t>). Deus estabeleceu os requisitos para um rei (</w:t>
       </w:r>
-      <w:hyperlink r:id="rId14">
-        <w:r>
-          <w:rPr>
-            <w:lang w:val="pt_PT" w:bidi="pt_PT"/>
-          </w:rPr>
-          <w:rPr>
-            <w:color w:val="0000EE"/>
-            <w:u w:val="single"/>
-          </w:rPr>
-          <w:t>Dt 17.15</w:t>
-        </w:r>
-      </w:hyperlink>
+      <w:r>
+        <w:rPr>
+          <w:lang w:val="pt_PT" w:bidi="pt_PT"/>
+        </w:rPr>
+        <w:t>Dt 17.15</w:t>
+      </w:r>
       <w:r>
         <w:rPr>
           <w:lang w:val="pt_PT" w:bidi="pt_PT"/>
         </w:rPr>
         <w:t>), mas também alertou sobre os males comumente associados aos reis humanos. Um rei desejaria muitos cavalos, numerosas esposas e grandes quantias de ouro e prata (</w:t>
       </w:r>
-      <w:hyperlink r:id="rId15">
-        <w:r>
-          <w:rPr>
-            <w:lang w:val="pt_PT" w:bidi="pt_PT"/>
-          </w:rPr>
-          <w:rPr>
-            <w:color w:val="0000EE"/>
-            <w:u w:val="single"/>
-          </w:rPr>
-          <w:t>Dt 17.16–17</w:t>
-        </w:r>
-      </w:hyperlink>
+      <w:r>
+        <w:rPr>
+          <w:lang w:val="pt_PT" w:bidi="pt_PT"/>
+        </w:rPr>
+        <w:t>Dt 17.16–17</w:t>
+      </w:r>
       <w:r>
         <w:rPr>
           <w:lang w:val="pt_PT" w:bidi="pt_PT"/>
         </w:rPr>
         <w:t>). Para mitigar essas tendências, Deus instruiu que cada rei de Israel deveria estudar a lei de Deus (</w:t>
       </w:r>
-      <w:hyperlink r:id="rId16">
-        <w:r>
-          <w:rPr>
-            <w:lang w:val="pt_PT" w:bidi="pt_PT"/>
-          </w:rPr>
-          <w:rPr>
-            <w:color w:val="0000EE"/>
-            <w:u w:val="single"/>
-          </w:rPr>
-          <w:t>Dt 17.18–20</w:t>
-        </w:r>
-      </w:hyperlink>
+      <w:r>
+        <w:rPr>
+          <w:lang w:val="pt_PT" w:bidi="pt_PT"/>
+        </w:rPr>
+        <w:t>Dt 17.18–20</w:t>
+      </w:r>
       <w:r>
         <w:rPr>
           <w:lang w:val="pt_PT" w:bidi="pt_PT"/>
@@ -344,18 +320,12 @@
         </w:rPr>
         <w:t xml:space="preserve">Durante os dias dos juízes, as tribos de Israel careciam de unidade (veja </w:t>
       </w:r>
-      <w:hyperlink r:id="rId17">
-        <w:r>
-          <w:rPr>
-            <w:lang w:val="pt_PT" w:bidi="pt_PT"/>
-          </w:rPr>
-          <w:rPr>
-            <w:color w:val="0000EE"/>
-            <w:u w:val="single"/>
-          </w:rPr>
-          <w:t>Jz 17–21</w:t>
-        </w:r>
-      </w:hyperlink>
+      <w:r>
+        <w:rPr>
+          <w:lang w:val="pt_PT" w:bidi="pt_PT"/>
+        </w:rPr>
+        <w:t>Jz 17–21</w:t>
+      </w:r>
       <w:r>
         <w:rPr>
           <w:lang w:val="pt_PT" w:bidi="pt_PT"/>
@@ -376,72 +346,48 @@
         </w:rPr>
         <w:t>Gideão, que julgou Israel cerca de cem anos antes da época de Samuel, agiu como um rei. Gideão rejeitou o convite para iniciar uma dinastia hereditária (</w:t>
       </w:r>
-      <w:hyperlink r:id="rId18">
-        <w:r>
-          <w:rPr>
-            <w:lang w:val="pt_PT" w:bidi="pt_PT"/>
-          </w:rPr>
-          <w:rPr>
-            <w:color w:val="0000EE"/>
-            <w:u w:val="single"/>
-          </w:rPr>
-          <w:t>Jz 8.22–23</w:t>
-        </w:r>
-      </w:hyperlink>
+      <w:r>
+        <w:rPr>
+          <w:lang w:val="pt_PT" w:bidi="pt_PT"/>
+        </w:rPr>
+        <w:t>Jz 8.22–23</w:t>
+      </w:r>
       <w:r>
         <w:rPr>
           <w:lang w:val="pt_PT" w:bidi="pt_PT"/>
         </w:rPr>
         <w:t>), mas começou a se comportar como um rei: acumulou ouro e o usou para construir um ídolo religioso (</w:t>
       </w:r>
-      <w:hyperlink r:id="rId19">
-        <w:r>
-          <w:rPr>
-            <w:lang w:val="pt_PT" w:bidi="pt_PT"/>
-          </w:rPr>
-          <w:rPr>
-            <w:color w:val="0000EE"/>
-            <w:u w:val="single"/>
-          </w:rPr>
-          <w:t>Jz 8.24–27</w:t>
-        </w:r>
-      </w:hyperlink>
+      <w:r>
+        <w:rPr>
+          <w:lang w:val="pt_PT" w:bidi="pt_PT"/>
+        </w:rPr>
+        <w:t>Jz 8.24–27</w:t>
+      </w:r>
       <w:r>
         <w:rPr>
           <w:lang w:val="pt_PT" w:bidi="pt_PT"/>
         </w:rPr>
         <w:t>), tomou muitas esposas (</w:t>
       </w:r>
-      <w:hyperlink r:id="rId20">
-        <w:r>
-          <w:rPr>
-            <w:lang w:val="pt_PT" w:bidi="pt_PT"/>
-          </w:rPr>
-          <w:rPr>
-            <w:color w:val="0000EE"/>
-            <w:u w:val="single"/>
-          </w:rPr>
-          <w:t>Jz 8.30</w:t>
-        </w:r>
-      </w:hyperlink>
+      <w:r>
+        <w:rPr>
+          <w:lang w:val="pt_PT" w:bidi="pt_PT"/>
+        </w:rPr>
+        <w:t>Jz 8.30</w:t>
+      </w:r>
       <w:r>
         <w:rPr>
           <w:lang w:val="pt_PT" w:bidi="pt_PT"/>
         </w:rPr>
         <w:t>) e até nomeou um de seus filhos Abimeleque, que significa “meu pai é rei” (</w:t>
       </w:r>
-      <w:hyperlink r:id="rId21">
-        <w:r>
-          <w:rPr>
-            <w:lang w:val="pt_PT" w:bidi="pt_PT"/>
-          </w:rPr>
-          <w:rPr>
-            <w:color w:val="0000EE"/>
-            <w:u w:val="single"/>
-          </w:rPr>
-          <w:t>Jz 8.31</w:t>
-        </w:r>
-      </w:hyperlink>
+      <w:r>
+        <w:rPr>
+          <w:lang w:val="pt_PT" w:bidi="pt_PT"/>
+        </w:rPr>
+        <w:t>Jz 8.31</w:t>
+      </w:r>
       <w:r>
         <w:rPr>
           <w:lang w:val="pt_PT" w:bidi="pt_PT"/>
@@ -473,126 +419,84 @@
         </w:rPr>
         <w:t xml:space="preserve">Em </w:t>
       </w:r>
-      <w:hyperlink r:id="rId22">
-        <w:r>
-          <w:rPr>
-            <w:lang w:val="pt_PT" w:bidi="pt_PT"/>
-          </w:rPr>
-          <w:rPr>
-            <w:color w:val="0000EE"/>
-            <w:u w:val="single"/>
-          </w:rPr>
-          <w:t>1 Samuel 1–7</w:t>
-        </w:r>
-      </w:hyperlink>
+      <w:r>
+        <w:rPr>
+          <w:lang w:val="pt_PT" w:bidi="pt_PT"/>
+        </w:rPr>
+        <w:t>1 Samuel 1–7</w:t>
+      </w:r>
       <w:r>
         <w:rPr>
           <w:lang w:val="pt_PT" w:bidi="pt_PT"/>
         </w:rPr>
         <w:t>, Samuel emerge como um juiz e profeta de Deus. Samuel nasceu de uma mulher devota chamada Ana, que anteriormente era estéril (</w:t>
       </w:r>
-      <w:hyperlink r:id="rId23">
-        <w:r>
-          <w:rPr>
-            <w:lang w:val="pt_PT" w:bidi="pt_PT"/>
-          </w:rPr>
-          <w:rPr>
-            <w:color w:val="0000EE"/>
-            <w:u w:val="single"/>
-          </w:rPr>
-          <w:t>1.1–23</w:t>
-        </w:r>
-      </w:hyperlink>
+      <w:r>
+        <w:rPr>
+          <w:lang w:val="pt_PT" w:bidi="pt_PT"/>
+        </w:rPr>
+        <w:t>1.1–23</w:t>
+      </w:r>
       <w:r>
         <w:rPr>
           <w:lang w:val="pt_PT" w:bidi="pt_PT"/>
         </w:rPr>
         <w:t>). Quando criança, Samuel, um levita, (</w:t>
       </w:r>
-      <w:hyperlink r:id="rId24">
-        <w:r>
-          <w:rPr>
-            <w:lang w:val="pt_PT" w:bidi="pt_PT"/>
-          </w:rPr>
-          <w:rPr>
-            <w:color w:val="0000EE"/>
-            <w:u w:val="single"/>
-          </w:rPr>
-          <w:t>1Cr 6.33–34</w:t>
-        </w:r>
-      </w:hyperlink>
+      <w:r>
+        <w:rPr>
+          <w:lang w:val="pt_PT" w:bidi="pt_PT"/>
+        </w:rPr>
+        <w:t>1Cr 6.33–34</w:t>
+      </w:r>
       <w:r>
         <w:rPr>
           <w:lang w:val="pt_PT" w:bidi="pt_PT"/>
         </w:rPr>
         <w:t>) tornou-se aprendiz no Tabernáculo sob a supervisão do sacerdote Eli (</w:t>
       </w:r>
-      <w:hyperlink r:id="rId25">
-        <w:r>
-          <w:rPr>
-            <w:lang w:val="pt_PT" w:bidi="pt_PT"/>
-          </w:rPr>
-          <w:rPr>
-            <w:color w:val="0000EE"/>
-            <w:u w:val="single"/>
-          </w:rPr>
-          <w:t>1.24–3.18</w:t>
-        </w:r>
-      </w:hyperlink>
+      <w:r>
+        <w:rPr>
+          <w:lang w:val="pt_PT" w:bidi="pt_PT"/>
+        </w:rPr>
+        <w:t>1.24–3.18</w:t>
+      </w:r>
       <w:r>
         <w:rPr>
           <w:lang w:val="pt_PT" w:bidi="pt_PT"/>
         </w:rPr>
         <w:t>). Provavelmente treinado para ser um assistente do Tabernáculo, Samuel, em vez disso, tornou-se um profeta com uma reputação crescente (</w:t>
       </w:r>
-      <w:hyperlink r:id="rId26">
-        <w:r>
-          <w:rPr>
-            <w:lang w:val="pt_PT" w:bidi="pt_PT"/>
-          </w:rPr>
-          <w:rPr>
-            <w:color w:val="0000EE"/>
-            <w:u w:val="single"/>
-          </w:rPr>
-          <w:t>3.19–4.1</w:t>
-        </w:r>
-      </w:hyperlink>
+      <w:r>
+        <w:rPr>
+          <w:lang w:val="pt_PT" w:bidi="pt_PT"/>
+        </w:rPr>
+        <w:t>3.19–4.1</w:t>
+      </w:r>
       <w:r>
         <w:rPr>
           <w:lang w:val="pt_PT" w:bidi="pt_PT"/>
         </w:rPr>
         <w:t>a). Evidentemente, ele ainda não era proeminente na vida nacional de Israel quando os filisteus assediaram os israelitas e capturaram a Arca da Aliança (</w:t>
       </w:r>
-      <w:hyperlink r:id="rId27">
-        <w:r>
-          <w:rPr>
-            <w:lang w:val="pt_PT" w:bidi="pt_PT"/>
-          </w:rPr>
-          <w:rPr>
-            <w:color w:val="0000EE"/>
-            <w:u w:val="single"/>
-          </w:rPr>
-          <w:t>4.1–7.2</w:t>
-        </w:r>
-      </w:hyperlink>
+      <w:r>
+        <w:rPr>
+          <w:lang w:val="pt_PT" w:bidi="pt_PT"/>
+        </w:rPr>
+        <w:t>4.1–7.2</w:t>
+      </w:r>
       <w:r>
         <w:rPr>
           <w:lang w:val="pt_PT" w:bidi="pt_PT"/>
         </w:rPr>
         <w:t xml:space="preserve">), pois ele está ausente dessa narrativa. No capítulo </w:t>
       </w:r>
-      <w:hyperlink r:id="rId28">
-        <w:r>
-          <w:rPr>
-            <w:lang w:val="pt_PT" w:bidi="pt_PT"/>
-          </w:rPr>
-          <w:rPr>
-            <w:color w:val="0000EE"/>
-            <w:u w:val="single"/>
-          </w:rPr>
-          <w:t>7</w:t>
-        </w:r>
-      </w:hyperlink>
+      <w:r>
+        <w:rPr>
+          <w:lang w:val="pt_PT" w:bidi="pt_PT"/>
+        </w:rPr>
+        <w:t>7</w:t>
+      </w:r>
       <w:r>
         <w:rPr>
           <w:lang w:val="pt_PT" w:bidi="pt_PT"/>
@@ -613,72 +517,48 @@
         </w:rPr>
         <w:t>A liderança de Samuel como levita, profeta e juiz abrangeu todas as esferas da vida pública. No entanto, seus filhos não se mostraram dignos de continuar em seu lugar (</w:t>
       </w:r>
-      <w:hyperlink r:id="rId29">
-        <w:r>
-          <w:rPr>
-            <w:lang w:val="pt_PT" w:bidi="pt_PT"/>
-          </w:rPr>
-          <w:rPr>
-            <w:color w:val="0000EE"/>
-            <w:u w:val="single"/>
-          </w:rPr>
-          <w:t>8.1–3</w:t>
-        </w:r>
-      </w:hyperlink>
+      <w:r>
+        <w:rPr>
+          <w:lang w:val="pt_PT" w:bidi="pt_PT"/>
+        </w:rPr>
+        <w:t>8.1–3</w:t>
+      </w:r>
       <w:r>
         <w:rPr>
           <w:lang w:val="pt_PT" w:bidi="pt_PT"/>
         </w:rPr>
         <w:t>), então Israel pediu a Samuel que nomeasse um rei para liderá-los, assim como as outras nações. Samuel foi franco em sua oposição (</w:t>
       </w:r>
-      <w:hyperlink r:id="rId30">
-        <w:r>
-          <w:rPr>
-            <w:lang w:val="pt_PT" w:bidi="pt_PT"/>
-          </w:rPr>
-          <w:rPr>
-            <w:color w:val="0000EE"/>
-            <w:u w:val="single"/>
-          </w:rPr>
-          <w:t>8.10–21</w:t>
-        </w:r>
-      </w:hyperlink>
+      <w:r>
+        <w:rPr>
+          <w:lang w:val="pt_PT" w:bidi="pt_PT"/>
+        </w:rPr>
+        <w:t>8.10–21</w:t>
+      </w:r>
       <w:r>
         <w:rPr>
           <w:lang w:val="pt_PT" w:bidi="pt_PT"/>
         </w:rPr>
         <w:t xml:space="preserve">), mas o Senhor instruiu Samuel a ungir Saul como rei (caps. </w:t>
       </w:r>
-      <w:hyperlink r:id="rId31">
-        <w:r>
-          <w:rPr>
-            <w:lang w:val="pt_PT" w:bidi="pt_PT"/>
-          </w:rPr>
-          <w:rPr>
-            <w:color w:val="0000EE"/>
-            <w:u w:val="single"/>
-          </w:rPr>
-          <w:t>9–10</w:t>
-        </w:r>
-      </w:hyperlink>
+      <w:r>
+        <w:rPr>
+          <w:lang w:val="pt_PT" w:bidi="pt_PT"/>
+        </w:rPr>
+        <w:t>9–10</w:t>
+      </w:r>
       <w:r>
         <w:rPr>
           <w:lang w:val="pt_PT" w:bidi="pt_PT"/>
         </w:rPr>
         <w:t xml:space="preserve">). Em seu discurso de despedida, Samuel lembrou aos israelitas do poder e cuidado de Deus por eles (cap. </w:t>
       </w:r>
-      <w:hyperlink r:id="rId32">
-        <w:r>
-          <w:rPr>
-            <w:lang w:val="pt_PT" w:bidi="pt_PT"/>
-          </w:rPr>
-          <w:rPr>
-            <w:color w:val="0000EE"/>
-            <w:u w:val="single"/>
-          </w:rPr>
-          <w:t>12</w:t>
-        </w:r>
-      </w:hyperlink>
+      <w:r>
+        <w:rPr>
+          <w:lang w:val="pt_PT" w:bidi="pt_PT"/>
+        </w:rPr>
+        <w:t>12</w:t>
+      </w:r>
       <w:r>
         <w:rPr>
           <w:lang w:val="pt_PT" w:bidi="pt_PT"/>
@@ -699,108 +579,72 @@
         </w:rPr>
         <w:t xml:space="preserve">Inicialmente, Saul foi um bom rei. Ele derrotou os amonitas vizinhos e salvou a cidade de Jabes-Gileade da destruição (cap. </w:t>
       </w:r>
-      <w:hyperlink r:id="rId33">
-        <w:r>
-          <w:rPr>
-            <w:lang w:val="pt_PT" w:bidi="pt_PT"/>
-          </w:rPr>
-          <w:rPr>
-            <w:color w:val="0000EE"/>
-            <w:u w:val="single"/>
-          </w:rPr>
-          <w:t>11</w:t>
-        </w:r>
-      </w:hyperlink>
+      <w:r>
+        <w:rPr>
+          <w:lang w:val="pt_PT" w:bidi="pt_PT"/>
+        </w:rPr>
+        <w:t>11</w:t>
+      </w:r>
       <w:r>
         <w:rPr>
           <w:lang w:val="pt_PT" w:bidi="pt_PT"/>
         </w:rPr>
         <w:t xml:space="preserve">). No entanto, Saul logo demonstrou, por sua desobediência a Deus, que era indigno de ser o rei de Israel (caps. </w:t>
       </w:r>
-      <w:hyperlink r:id="rId34">
-        <w:r>
-          <w:rPr>
-            <w:lang w:val="pt_PT" w:bidi="pt_PT"/>
-          </w:rPr>
-          <w:rPr>
-            <w:color w:val="0000EE"/>
-            <w:u w:val="single"/>
-          </w:rPr>
-          <w:t>13</w:t>
-        </w:r>
-      </w:hyperlink>
+      <w:r>
+        <w:rPr>
+          <w:lang w:val="pt_PT" w:bidi="pt_PT"/>
+        </w:rPr>
+        <w:t>13</w:t>
+      </w:r>
       <w:r>
         <w:rPr>
           <w:lang w:val="pt_PT" w:bidi="pt_PT"/>
         </w:rPr>
         <w:t xml:space="preserve">, </w:t>
       </w:r>
-      <w:hyperlink r:id="rId35">
-        <w:r>
-          <w:rPr>
-            <w:lang w:val="pt_PT" w:bidi="pt_PT"/>
-          </w:rPr>
-          <w:rPr>
-            <w:color w:val="0000EE"/>
-            <w:u w:val="single"/>
-          </w:rPr>
-          <w:t>15</w:t>
-        </w:r>
-      </w:hyperlink>
+      <w:r>
+        <w:rPr>
+          <w:lang w:val="pt_PT" w:bidi="pt_PT"/>
+        </w:rPr>
+        <w:t>15</w:t>
+      </w:r>
       <w:r>
         <w:rPr>
           <w:lang w:val="pt_PT" w:bidi="pt_PT"/>
         </w:rPr>
         <w:t>). Em contraste, o nobre filho de Saul, Jônatas, parecia ser um sucessor ideal (</w:t>
       </w:r>
-      <w:hyperlink r:id="rId36">
-        <w:r>
-          <w:rPr>
-            <w:lang w:val="pt_PT" w:bidi="pt_PT"/>
-          </w:rPr>
-          <w:rPr>
-            <w:color w:val="0000EE"/>
-            <w:u w:val="single"/>
-          </w:rPr>
-          <w:t>14.1–52</w:t>
-        </w:r>
-      </w:hyperlink>
+      <w:r>
+        <w:rPr>
+          <w:lang w:val="pt_PT" w:bidi="pt_PT"/>
+        </w:rPr>
+        <w:t>14.1–52</w:t>
+      </w:r>
       <w:r>
         <w:rPr>
           <w:lang w:val="pt_PT" w:bidi="pt_PT"/>
         </w:rPr>
         <w:t xml:space="preserve">). Mas Jônatas não sucederia Saul, porque Deus tinha planos diferentes (caps. </w:t>
       </w:r>
-      <w:hyperlink r:id="rId37">
-        <w:r>
-          <w:rPr>
-            <w:lang w:val="pt_PT" w:bidi="pt_PT"/>
-          </w:rPr>
-          <w:rPr>
-            <w:color w:val="0000EE"/>
-            <w:u w:val="single"/>
-          </w:rPr>
-          <w:t>16–31</w:t>
-        </w:r>
-      </w:hyperlink>
+      <w:r>
+        <w:rPr>
+          <w:lang w:val="pt_PT" w:bidi="pt_PT"/>
+        </w:rPr>
+        <w:t>16–31</w:t>
+      </w:r>
       <w:r>
         <w:rPr>
           <w:lang w:val="pt_PT" w:bidi="pt_PT"/>
         </w:rPr>
         <w:t>). Deus instruiu Samuel a ungir Davi secretamente como sucessor de Saul enquanto Saul ainda era rei (</w:t>
       </w:r>
-      <w:hyperlink r:id="rId38">
-        <w:r>
-          <w:rPr>
-            <w:lang w:val="pt_PT" w:bidi="pt_PT"/>
-          </w:rPr>
-          <w:rPr>
-            <w:color w:val="0000EE"/>
-            <w:u w:val="single"/>
-          </w:rPr>
-          <w:t>16.1–13</w:t>
-        </w:r>
-      </w:hyperlink>
+      <w:r>
+        <w:rPr>
+          <w:lang w:val="pt_PT" w:bidi="pt_PT"/>
+        </w:rPr>
+        <w:t>16.1–13</w:t>
+      </w:r>
       <w:r>
         <w:rPr>
           <w:lang w:val="pt_PT" w:bidi="pt_PT"/>
@@ -821,108 +665,72 @@
         </w:rPr>
         <w:t>O relacionamento de Saul com Davi foi bom no início, em parte graças aos dons musicais de Davi (</w:t>
       </w:r>
-      <w:hyperlink r:id="rId39">
-        <w:r>
-          <w:rPr>
-            <w:lang w:val="pt_PT" w:bidi="pt_PT"/>
-          </w:rPr>
-          <w:rPr>
-            <w:color w:val="0000EE"/>
-            <w:u w:val="single"/>
-          </w:rPr>
-          <w:t>16.14–23</w:t>
-        </w:r>
-      </w:hyperlink>
+      <w:r>
+        <w:rPr>
+          <w:lang w:val="pt_PT" w:bidi="pt_PT"/>
+        </w:rPr>
+        <w:t>16.14–23</w:t>
+      </w:r>
       <w:r>
         <w:rPr>
           <w:lang w:val="pt_PT" w:bidi="pt_PT"/>
         </w:rPr>
         <w:t>). No entanto, o sucesso de Davi com Golias (</w:t>
       </w:r>
-      <w:hyperlink r:id="rId40">
-        <w:r>
-          <w:rPr>
-            <w:lang w:val="pt_PT" w:bidi="pt_PT"/>
-          </w:rPr>
-          <w:rPr>
-            <w:color w:val="0000EE"/>
-            <w:u w:val="single"/>
-          </w:rPr>
-          <w:t>17.1–58</w:t>
-        </w:r>
-      </w:hyperlink>
+      <w:r>
+        <w:rPr>
+          <w:lang w:val="pt_PT" w:bidi="pt_PT"/>
+        </w:rPr>
+        <w:t>17.1–58</w:t>
+      </w:r>
       <w:r>
         <w:rPr>
           <w:lang w:val="pt_PT" w:bidi="pt_PT"/>
         </w:rPr>
         <w:t>) deixou Saul com ciúmes (</w:t>
       </w:r>
-      <w:hyperlink r:id="rId41">
-        <w:r>
-          <w:rPr>
-            <w:lang w:val="pt_PT" w:bidi="pt_PT"/>
-          </w:rPr>
-          <w:rPr>
-            <w:color w:val="0000EE"/>
-            <w:u w:val="single"/>
-          </w:rPr>
-          <w:t>18.6–16</w:t>
-        </w:r>
-      </w:hyperlink>
+      <w:r>
+        <w:rPr>
+          <w:lang w:val="pt_PT" w:bidi="pt_PT"/>
+        </w:rPr>
+        <w:t>18.6–16</w:t>
+      </w:r>
       <w:r>
         <w:rPr>
           <w:lang w:val="pt_PT" w:bidi="pt_PT"/>
         </w:rPr>
         <w:t>), e Saul tentou eliminar a ameaça que Davi representava para seu reinado. Ele trouxe Davi para sua família através do casamento para proporcionar maiores oportunidades de matá-lo (</w:t>
       </w:r>
-      <w:hyperlink r:id="rId42">
-        <w:r>
-          <w:rPr>
-            <w:lang w:val="pt_PT" w:bidi="pt_PT"/>
-          </w:rPr>
-          <w:rPr>
-            <w:color w:val="0000EE"/>
-            <w:u w:val="single"/>
-          </w:rPr>
-          <w:t>18.17–29</w:t>
-        </w:r>
-      </w:hyperlink>
+      <w:r>
+        <w:rPr>
+          <w:lang w:val="pt_PT" w:bidi="pt_PT"/>
+        </w:rPr>
+        <w:t>18.17–29</w:t>
+      </w:r>
       <w:r>
         <w:rPr>
           <w:lang w:val="pt_PT" w:bidi="pt_PT"/>
         </w:rPr>
         <w:t>). Ele atacou Davi diretamente (</w:t>
       </w:r>
-      <w:hyperlink r:id="rId43">
-        <w:r>
-          <w:rPr>
-            <w:lang w:val="pt_PT" w:bidi="pt_PT"/>
-          </w:rPr>
-          <w:rPr>
-            <w:color w:val="0000EE"/>
-            <w:u w:val="single"/>
-          </w:rPr>
-          <w:t>19.1–10</w:t>
-        </w:r>
-      </w:hyperlink>
+      <w:r>
+        <w:rPr>
+          <w:lang w:val="pt_PT" w:bidi="pt_PT"/>
+        </w:rPr>
+        <w:t>19.1–10</w:t>
+      </w:r>
       <w:r>
         <w:rPr>
           <w:lang w:val="pt_PT" w:bidi="pt_PT"/>
         </w:rPr>
         <w:t xml:space="preserve">) e executou qualquer pessoa que abrigasse Davi (caps. </w:t>
       </w:r>
-      <w:hyperlink r:id="rId44">
-        <w:r>
-          <w:rPr>
-            <w:lang w:val="pt_PT" w:bidi="pt_PT"/>
-          </w:rPr>
-          <w:rPr>
-            <w:color w:val="0000EE"/>
-            <w:u w:val="single"/>
-          </w:rPr>
-          <w:t>21–22</w:t>
-        </w:r>
-      </w:hyperlink>
+      <w:r>
+        <w:rPr>
+          <w:lang w:val="pt_PT" w:bidi="pt_PT"/>
+        </w:rPr>
+        <w:t>21–22</w:t>
+      </w:r>
       <w:r>
         <w:rPr>
           <w:lang w:val="pt_PT" w:bidi="pt_PT"/>
@@ -943,36 +751,24 @@
         </w:rPr>
         <w:t>Tanto Saul quanto Jônatas morreram em batalha contra os filisteus (</w:t>
       </w:r>
-      <w:hyperlink r:id="rId45">
-        <w:r>
-          <w:rPr>
-            <w:lang w:val="pt_PT" w:bidi="pt_PT"/>
-          </w:rPr>
-          <w:rPr>
-            <w:color w:val="0000EE"/>
-            <w:u w:val="single"/>
-          </w:rPr>
-          <w:t>31.1–6</w:t>
-        </w:r>
-      </w:hyperlink>
+      <w:r>
+        <w:rPr>
+          <w:lang w:val="pt_PT" w:bidi="pt_PT"/>
+        </w:rPr>
+        <w:t>31.1–6</w:t>
+      </w:r>
       <w:r>
         <w:rPr>
           <w:lang w:val="pt_PT" w:bidi="pt_PT"/>
         </w:rPr>
         <w:t xml:space="preserve">). Isso abriu caminho para Davi começar seu reinado, embora não sem dificuldades adicionais (veja </w:t>
       </w:r>
-      <w:hyperlink r:id="rId46">
-        <w:r>
-          <w:rPr>
-            <w:lang w:val="pt_PT" w:bidi="pt_PT"/>
-          </w:rPr>
-          <w:rPr>
-            <w:color w:val="0000EE"/>
-            <w:u w:val="single"/>
-          </w:rPr>
-          <w:t>2Sm 1.1–5.5</w:t>
-        </w:r>
-      </w:hyperlink>
+      <w:r>
+        <w:rPr>
+          <w:lang w:val="pt_PT" w:bidi="pt_PT"/>
+        </w:rPr>
+        <w:t>2Sm 1.1–5.5</w:t>
+      </w:r>
       <w:r>
         <w:rPr>
           <w:lang w:val="pt_PT" w:bidi="pt_PT"/>
@@ -1004,18 +800,12 @@
         </w:rPr>
         <w:t xml:space="preserve">O título "Samuel" vem do papel importante que Samuel desempenhou na transição de Israel para uma monarquia, não da autoria do livro. Samuel poderia ter escrito partes de 1 Samuel, mas ele não poderia ter escrito nenhuma parte de 2 Samuel, já que sua morte é registrada em </w:t>
       </w:r>
-      <w:hyperlink r:id="rId47">
-        <w:r>
-          <w:rPr>
-            <w:lang w:val="pt_PT" w:bidi="pt_PT"/>
-          </w:rPr>
-          <w:rPr>
-            <w:color w:val="0000EE"/>
-            <w:u w:val="single"/>
-          </w:rPr>
-          <w:t>1Sm 25.1</w:t>
-        </w:r>
-      </w:hyperlink>
+      <w:r>
+        <w:rPr>
+          <w:lang w:val="pt_PT" w:bidi="pt_PT"/>
+        </w:rPr>
+        <w:t>1Sm 25.1</w:t>
+      </w:r>
       <w:r>
         <w:rPr>
           <w:lang w:val="pt_PT" w:bidi="pt_PT"/>
@@ -1061,18 +851,12 @@
         </w:rPr>
         <w:t>Alguns estudiosos argumentam que 1–2 Samuel (junto com 1–2 Reis, também um único livro originalmente) foi criado a partir de uma variedade de fontes durante ou após o Exílio Babilônico (586–538 a.C.). Múltiplas fontes foram sem dúvida usadas em 1–2 Samuel — por exemplo, Samuel, Natã e Gade todos registraram eventos da vida de Davi (</w:t>
       </w:r>
-      <w:hyperlink r:id="rId48">
-        <w:r>
-          <w:rPr>
-            <w:lang w:val="pt_PT" w:bidi="pt_PT"/>
-          </w:rPr>
-          <w:rPr>
-            <w:color w:val="0000EE"/>
-            <w:u w:val="single"/>
-          </w:rPr>
-          <w:t>1Cr 29.29</w:t>
-        </w:r>
-      </w:hyperlink>
+      <w:r>
+        <w:rPr>
+          <w:lang w:val="pt_PT" w:bidi="pt_PT"/>
+        </w:rPr>
+        <w:t>1Cr 29.29</w:t>
+      </w:r>
       <w:r>
         <w:rPr>
           <w:lang w:val="pt_PT" w:bidi="pt_PT"/>
@@ -1143,72 +927,48 @@
         </w:rPr>
         <w:t xml:space="preserve">O destaque sobre a realeza em 1 Samuel aparece pela primeira vez na oração de Ana (veja </w:t>
       </w:r>
-      <w:hyperlink r:id="rId49">
-        <w:r>
-          <w:rPr>
-            <w:lang w:val="pt_PT" w:bidi="pt_PT"/>
-          </w:rPr>
-          <w:rPr>
-            <w:color w:val="0000EE"/>
-            <w:u w:val="single"/>
-          </w:rPr>
-          <w:t>2.10</w:t>
-        </w:r>
-      </w:hyperlink>
+      <w:r>
+        <w:rPr>
+          <w:lang w:val="pt_PT" w:bidi="pt_PT"/>
+        </w:rPr>
+        <w:t>2.10</w:t>
+      </w:r>
       <w:r>
         <w:rPr>
           <w:lang w:val="pt_PT" w:bidi="pt_PT"/>
         </w:rPr>
         <w:t>). A ideia de que Israel teria um rei era tão antiga quanto a promessa de Deus a Abraão e Sara (</w:t>
       </w:r>
-      <w:hyperlink r:id="rId50">
-        <w:r>
-          <w:rPr>
-            <w:lang w:val="pt_PT" w:bidi="pt_PT"/>
-          </w:rPr>
-          <w:rPr>
-            <w:color w:val="0000EE"/>
-            <w:u w:val="single"/>
-          </w:rPr>
-          <w:t>Gn 17.6</w:t>
-        </w:r>
-      </w:hyperlink>
+      <w:r>
+        <w:rPr>
+          <w:lang w:val="pt_PT" w:bidi="pt_PT"/>
+        </w:rPr>
+        <w:t>Gn 17.6</w:t>
+      </w:r>
       <w:r>
         <w:rPr>
           <w:lang w:val="pt_PT" w:bidi="pt_PT"/>
         </w:rPr>
         <w:t>,</w:t>
       </w:r>
-      <w:hyperlink r:id="rId51">
-        <w:r>
-          <w:rPr>
-            <w:lang w:val="pt_PT" w:bidi="pt_PT"/>
-          </w:rPr>
-          <w:rPr>
-            <w:color w:val="0000EE"/>
-            <w:u w:val="single"/>
-          </w:rPr>
-          <w:t>16</w:t>
-        </w:r>
-      </w:hyperlink>
+      <w:r>
+        <w:rPr>
+          <w:lang w:val="pt_PT" w:bidi="pt_PT"/>
+        </w:rPr>
+        <w:t>16</w:t>
+      </w:r>
       <w:r>
         <w:rPr>
           <w:lang w:val="pt_PT" w:bidi="pt_PT"/>
         </w:rPr>
         <w:t xml:space="preserve">). Deus não ordenou nem proibiu uma monarquia, mas apenas detalhou os excessos dos quais os reis de Israel devem se abster (veja </w:t>
       </w:r>
-      <w:hyperlink r:id="rId13">
-        <w:r>
-          <w:rPr>
-            <w:lang w:val="pt_PT" w:bidi="pt_PT"/>
-          </w:rPr>
-          <w:rPr>
-            <w:color w:val="0000EE"/>
-            <w:u w:val="single"/>
-          </w:rPr>
-          <w:t>Dt 17.14–20</w:t>
-        </w:r>
-      </w:hyperlink>
+      <w:r>
+        <w:rPr>
+          <w:lang w:val="pt_PT" w:bidi="pt_PT"/>
+        </w:rPr>
+        <w:t>Dt 17.14–20</w:t>
+      </w:r>
       <w:r>
         <w:rPr>
           <w:lang w:val="pt_PT" w:bidi="pt_PT"/>
@@ -1229,18 +989,12 @@
         </w:rPr>
         <w:t xml:space="preserve">Durante o período dos juízes, Israel deteriorou-se dramaticamente — tanto espiritualmente quanto nacionalmente. Essa desintegração constante atinge um clímax horrível em </w:t>
       </w:r>
-      <w:hyperlink r:id="rId17">
-        <w:r>
-          <w:rPr>
-            <w:lang w:val="pt_PT" w:bidi="pt_PT"/>
-          </w:rPr>
-          <w:rPr>
-            <w:color w:val="0000EE"/>
-            <w:u w:val="single"/>
-          </w:rPr>
-          <w:t>Jz 17–21</w:t>
-        </w:r>
-      </w:hyperlink>
+      <w:r>
+        <w:rPr>
+          <w:lang w:val="pt_PT" w:bidi="pt_PT"/>
+        </w:rPr>
+        <w:t>Jz 17–21</w:t>
+      </w:r>
       <w:r>
         <w:rPr>
           <w:lang w:val="pt_PT" w:bidi="pt_PT"/>
@@ -1261,90 +1015,60 @@
         </w:rPr>
         <w:t>Se a responsabilidade do rei era administrar a aliança (</w:t>
       </w:r>
-      <w:hyperlink r:id="rId16">
-        <w:r>
-          <w:rPr>
-            <w:lang w:val="pt_PT" w:bidi="pt_PT"/>
-          </w:rPr>
-          <w:rPr>
-            <w:color w:val="0000EE"/>
-            <w:u w:val="single"/>
-          </w:rPr>
-          <w:t>Dt 17.18–20</w:t>
-        </w:r>
-      </w:hyperlink>
+      <w:r>
+        <w:rPr>
+          <w:lang w:val="pt_PT" w:bidi="pt_PT"/>
+        </w:rPr>
+        <w:t>Dt 17.18–20</w:t>
+      </w:r>
       <w:r>
         <w:rPr>
           <w:lang w:val="pt_PT" w:bidi="pt_PT"/>
         </w:rPr>
         <w:t>), o dever do profeta era interpretar suas estipulações. Por essa razão, o profeta Samuel protegeu sua reivindicação divinamente autorizada sobre os reis com um zelo sagrado. Não apenas Samuel ungiu os dois primeiros reis de Israel (</w:t>
       </w:r>
-      <w:hyperlink r:id="rId52">
-        <w:r>
-          <w:rPr>
-            <w:lang w:val="pt_PT" w:bidi="pt_PT"/>
-          </w:rPr>
-          <w:rPr>
-            <w:color w:val="0000EE"/>
-            <w:u w:val="single"/>
-          </w:rPr>
-          <w:t>1Sm 10.1</w:t>
-        </w:r>
-      </w:hyperlink>
+      <w:r>
+        <w:rPr>
+          <w:lang w:val="pt_PT" w:bidi="pt_PT"/>
+        </w:rPr>
+        <w:t>1Sm 10.1</w:t>
+      </w:r>
       <w:r>
         <w:rPr>
           <w:lang w:val="pt_PT" w:bidi="pt_PT"/>
         </w:rPr>
         <w:t xml:space="preserve">; </w:t>
       </w:r>
-      <w:hyperlink r:id="rId53">
-        <w:r>
-          <w:rPr>
-            <w:lang w:val="pt_PT" w:bidi="pt_PT"/>
-          </w:rPr>
-          <w:rPr>
-            <w:color w:val="0000EE"/>
-            <w:u w:val="single"/>
-          </w:rPr>
-          <w:t>16.13</w:t>
-        </w:r>
-      </w:hyperlink>
+      <w:r>
+        <w:rPr>
+          <w:lang w:val="pt_PT" w:bidi="pt_PT"/>
+        </w:rPr>
+        <w:t>16.13</w:t>
+      </w:r>
       <w:r>
         <w:rPr>
           <w:lang w:val="pt_PT" w:bidi="pt_PT"/>
         </w:rPr>
         <w:t>), mas ele também foi compelido a censurar o rei quando este ultrapassava os limites da aliança (</w:t>
       </w:r>
-      <w:hyperlink r:id="rId54">
-        <w:r>
-          <w:rPr>
-            <w:lang w:val="pt_PT" w:bidi="pt_PT"/>
-          </w:rPr>
-          <w:rPr>
-            <w:color w:val="0000EE"/>
-            <w:u w:val="single"/>
-          </w:rPr>
-          <w:t>13.8–15</w:t>
-        </w:r>
-      </w:hyperlink>
+      <w:r>
+        <w:rPr>
+          <w:lang w:val="pt_PT" w:bidi="pt_PT"/>
+        </w:rPr>
+        <w:t>13.8–15</w:t>
+      </w:r>
       <w:r>
         <w:rPr>
           <w:lang w:val="pt_PT" w:bidi="pt_PT"/>
         </w:rPr>
         <w:t xml:space="preserve">; </w:t>
       </w:r>
-      <w:hyperlink r:id="rId55">
-        <w:r>
-          <w:rPr>
-            <w:lang w:val="pt_PT" w:bidi="pt_PT"/>
-          </w:rPr>
-          <w:rPr>
-            <w:color w:val="0000EE"/>
-            <w:u w:val="single"/>
-          </w:rPr>
-          <w:t>15.10–33</w:t>
-        </w:r>
-      </w:hyperlink>
+      <w:r>
+        <w:rPr>
+          <w:lang w:val="pt_PT" w:bidi="pt_PT"/>
+        </w:rPr>
+        <w:t>15.10–33</w:t>
+      </w:r>
       <w:r>
         <w:rPr>
           <w:lang w:val="pt_PT" w:bidi="pt_PT"/>
@@ -1379,108 +1103,72 @@
         </w:rPr>
         <w:t xml:space="preserve">Apesar das profundas decepções da era dos juízes e do início da monarquia, o controle soberano de Deus sobre a história de Israel é demonstrado de várias maneiras: (1) Uma mulher que antes era estéril deu à luz Samuel, o agente de Deus para a transição para a monarquia (cap. </w:t>
       </w:r>
-      <w:hyperlink r:id="rId56">
-        <w:r>
-          <w:rPr>
-            <w:lang w:val="pt_PT" w:bidi="pt_PT"/>
-          </w:rPr>
-          <w:rPr>
-            <w:color w:val="0000EE"/>
-            <w:u w:val="single"/>
-          </w:rPr>
-          <w:t>1</w:t>
-        </w:r>
-      </w:hyperlink>
+      <w:r>
+        <w:rPr>
+          <w:lang w:val="pt_PT" w:bidi="pt_PT"/>
+        </w:rPr>
+        <w:t>1</w:t>
+      </w:r>
       <w:r>
         <w:rPr>
           <w:lang w:val="pt_PT" w:bidi="pt_PT"/>
         </w:rPr>
         <w:t xml:space="preserve">); (2) uma vitória devastadora dos filisteus tornou-se uma derrota dos filisteus sem participação humana (caps. </w:t>
       </w:r>
-      <w:hyperlink r:id="rId57">
-        <w:r>
-          <w:rPr>
-            <w:lang w:val="pt_PT" w:bidi="pt_PT"/>
-          </w:rPr>
-          <w:rPr>
-            <w:color w:val="0000EE"/>
-            <w:u w:val="single"/>
-          </w:rPr>
-          <w:t>4–6</w:t>
-        </w:r>
-      </w:hyperlink>
+      <w:r>
+        <w:rPr>
+          <w:lang w:val="pt_PT" w:bidi="pt_PT"/>
+        </w:rPr>
+        <w:t>4–6</w:t>
+      </w:r>
       <w:r>
         <w:rPr>
           <w:lang w:val="pt_PT" w:bidi="pt_PT"/>
         </w:rPr>
         <w:t xml:space="preserve">); (3) o rei que o povo exigiu tornou-se o ungido de Deus (caps. </w:t>
       </w:r>
-      <w:hyperlink r:id="rId58">
-        <w:r>
-          <w:rPr>
-            <w:lang w:val="pt_PT" w:bidi="pt_PT"/>
-          </w:rPr>
-          <w:rPr>
-            <w:color w:val="0000EE"/>
-            <w:u w:val="single"/>
-          </w:rPr>
-          <w:t>8–10</w:t>
-        </w:r>
-      </w:hyperlink>
+      <w:r>
+        <w:rPr>
+          <w:lang w:val="pt_PT" w:bidi="pt_PT"/>
+        </w:rPr>
+        <w:t>8–10</w:t>
+      </w:r>
       <w:r>
         <w:rPr>
           <w:lang w:val="pt_PT" w:bidi="pt_PT"/>
         </w:rPr>
         <w:t xml:space="preserve">); (4) este rei foi rejeitado por Deus por sua infidelidade (caps. </w:t>
       </w:r>
-      <w:hyperlink r:id="rId34">
-        <w:r>
-          <w:rPr>
-            <w:lang w:val="pt_PT" w:bidi="pt_PT"/>
-          </w:rPr>
-          <w:rPr>
-            <w:color w:val="0000EE"/>
-            <w:u w:val="single"/>
-          </w:rPr>
-          <w:t>13</w:t>
-        </w:r>
-      </w:hyperlink>
+      <w:r>
+        <w:rPr>
+          <w:lang w:val="pt_PT" w:bidi="pt_PT"/>
+        </w:rPr>
+        <w:t>13</w:t>
+      </w:r>
       <w:r>
         <w:rPr>
           <w:lang w:val="pt_PT" w:bidi="pt_PT"/>
         </w:rPr>
         <w:t xml:space="preserve">, </w:t>
       </w:r>
-      <w:hyperlink r:id="rId35">
-        <w:r>
-          <w:rPr>
-            <w:lang w:val="pt_PT" w:bidi="pt_PT"/>
-          </w:rPr>
-          <w:rPr>
-            <w:color w:val="0000EE"/>
-            <w:u w:val="single"/>
-          </w:rPr>
-          <w:t>15</w:t>
-        </w:r>
-      </w:hyperlink>
+      <w:r>
+        <w:rPr>
+          <w:lang w:val="pt_PT" w:bidi="pt_PT"/>
+        </w:rPr>
+        <w:t>15</w:t>
+      </w:r>
       <w:r>
         <w:rPr>
           <w:lang w:val="pt_PT" w:bidi="pt_PT"/>
         </w:rPr>
         <w:t xml:space="preserve">); e (5) o oitavo filho de uma família obscura, um homem segundo o coração de Deus, foi escolhido como o futuro rei de Israel (cap. </w:t>
       </w:r>
-      <w:hyperlink r:id="rId59">
-        <w:r>
-          <w:rPr>
-            <w:lang w:val="pt_PT" w:bidi="pt_PT"/>
-          </w:rPr>
-          <w:rPr>
-            <w:color w:val="0000EE"/>
-            <w:u w:val="single"/>
-          </w:rPr>
-          <w:t>16</w:t>
-        </w:r>
-      </w:hyperlink>
+      <w:r>
+        <w:rPr>
+          <w:lang w:val="pt_PT" w:bidi="pt_PT"/>
+        </w:rPr>
+        <w:t>16</w:t>
+      </w:r>
       <w:r>
         <w:rPr>
           <w:lang w:val="pt_PT" w:bidi="pt_PT"/>
@@ -1501,54 +1189,36 @@
         </w:rPr>
         <w:t>Ao contrário do reinado de Saul, o reinado de Davi sobre Israel perdurou, e um de seus descendentes mais tarde se tornou o soberano Rei de todo o mundo. Jesus é o herdeiro final do trono de Davi (</w:t>
       </w:r>
-      <w:hyperlink r:id="rId60">
-        <w:r>
-          <w:rPr>
-            <w:lang w:val="pt_PT" w:bidi="pt_PT"/>
-          </w:rPr>
-          <w:rPr>
-            <w:color w:val="0000EE"/>
-            <w:u w:val="single"/>
-          </w:rPr>
-          <w:t>Jo 7.42</w:t>
-        </w:r>
-      </w:hyperlink>
+      <w:r>
+        <w:rPr>
+          <w:lang w:val="pt_PT" w:bidi="pt_PT"/>
+        </w:rPr>
+        <w:t>Jo 7.42</w:t>
+      </w:r>
       <w:r>
         <w:rPr>
           <w:lang w:val="pt_PT" w:bidi="pt_PT"/>
         </w:rPr>
         <w:t xml:space="preserve">; </w:t>
       </w:r>
-      <w:hyperlink r:id="rId61">
-        <w:r>
-          <w:rPr>
-            <w:lang w:val="pt_PT" w:bidi="pt_PT"/>
-          </w:rPr>
-          <w:rPr>
-            <w:color w:val="0000EE"/>
-            <w:u w:val="single"/>
-          </w:rPr>
-          <w:t>Ap 5.5</w:t>
-        </w:r>
-      </w:hyperlink>
+      <w:r>
+        <w:rPr>
+          <w:lang w:val="pt_PT" w:bidi="pt_PT"/>
+        </w:rPr>
+        <w:t>Ap 5.5</w:t>
+      </w:r>
       <w:r>
         <w:rPr>
           <w:lang w:val="pt_PT" w:bidi="pt_PT"/>
         </w:rPr>
         <w:t xml:space="preserve">; </w:t>
       </w:r>
-      <w:hyperlink r:id="rId62">
-        <w:r>
-          <w:rPr>
-            <w:lang w:val="pt_PT" w:bidi="pt_PT"/>
-          </w:rPr>
-          <w:rPr>
-            <w:color w:val="0000EE"/>
-            <w:u w:val="single"/>
-          </w:rPr>
-          <w:t>11.15</w:t>
-        </w:r>
-      </w:hyperlink>
+      <w:r>
+        <w:rPr>
+          <w:lang w:val="pt_PT" w:bidi="pt_PT"/>
+        </w:rPr>
+        <w:t>11.15</w:t>
+      </w:r>
       <w:r>
         <w:rPr>
           <w:lang w:val="pt_PT" w:bidi="pt_PT"/>
